--- a/descargas/infantil/word/PRESENTE_infantil_s4_lunes-21-dic.docx
+++ b/descargas/infantil/word/PRESENTE_infantil_s4_lunes-21-dic.docx
@@ -86,7 +86,7 @@
       </w:pPr>
       <w:r>
         <w:rPr/>
-        <w:t xml:space="preserve">«Encendemos la cuarta vela: ¡ya están todas! Y a nuestra caja le falta lo último: la tarjeta. ¿Qué pondrá?». Se cuelga del lazo la tarjeta grande de la plantilla 4 y se lee en voz alta: «Para: ti. De: Dios». ¡El regalo es para nosotros!</w:t>
+        <w:t xml:space="preserve">«Encendemos la cuarta vela: ¡ya están todas! ¿Sabéis qué pone detrás de nuestra señal?». Se gira el símbolo y se lee en voz alta: «Para: ti. De: Dios». ¡El regalo es para nosotros!</w:t>
       </w:r>
     </w:p>
     <w:p>
@@ -130,7 +130,7 @@
       </w:pPr>
       <w:r>
         <w:rPr/>
-        <w:t xml:space="preserve">María dijo «¡Presente!» a Dios. Si lo desea, la maestra entrega a cada niño una tarjeta pequeña con su nombre en «Para». Nos ponemos de pie, abrimos los brazos y decimos juntos: «¡Aquí estoy!».</w:t>
+        <w:t xml:space="preserve">María dijo «¡Presente!» a Dios. La maestra entrega a cada niño su tarjeta con su nombre (plantilla 4); por detrás puede dibujar algo bueno que hará. Cada uno la deja dentro de la caja diciendo «¡Presente!». Nos ponemos de pie, abrimos los brazos y decimos juntos: «¡Aquí estoy!».</w:t>
       </w:r>
     </w:p>
     <w:p>
